--- a/templates/AR/KSA/afi_noc.docx
+++ b/templates/AR/KSA/afi_noc.docx
@@ -28,7 +28,23 @@
         <w:ind w:left="709"/>
       </w:pPr>
       <w:r>
-        <w:t>Whereas | Arif Ali Khan s/o Shri Rafi Ullah Khan resident of House No 11, Duplex I, Block A, Rajat Vihar, Sector 62, Nojda Pin-201301. I am the Proprietor of M/s The A.R. International a registered manpower agency vide Registration Certificate No B-0056/DEL/PER/1000+/3/5275/99 issued by the Ministry of External Affairs on 03/08/1999.</w:t>
+        <w:t xml:space="preserve">Whereas | Arif Ali Khan s/o Shri Rafi Ullah Khan resident of House No 11, Duplex I, Block A, Rajat Vihar, Sector 62, </w:t>
+      </w:r>
+      <w:proofErr w:type="spellStart"/>
+      <w:r>
+        <w:t>Nojda</w:t>
+      </w:r>
+      <w:proofErr w:type="spellEnd"/>
+      <w:r>
+        <w:t xml:space="preserve"> Pin-201301. I am the Proprietor of M/s The A.R. International a registered manpower agency </w:t>
+      </w:r>
+      <w:proofErr w:type="gramStart"/>
+      <w:r>
+        <w:t>vide</w:t>
+      </w:r>
+      <w:proofErr w:type="gramEnd"/>
+      <w:r>
+        <w:t xml:space="preserve"> Registration Certificate No B-0056/DEL/PER/1000+/3/5275/99 issued by the Ministry of External Affairs on 03/08/1999.</w:t>
       </w:r>
     </w:p>
     <w:p>
@@ -119,6 +135,7 @@
         <w:spacing w:after="0" w:line="240" w:lineRule="auto"/>
         <w:ind w:left="1069"/>
       </w:pPr>
+      <w:proofErr w:type="spellStart"/>
       <w:r>
         <w:t>R</w:t>
       </w:r>
@@ -128,6 +145,7 @@
       <w:r>
         <w:t>FE</w:t>
       </w:r>
+      <w:proofErr w:type="spellEnd"/>
       <w:r>
         <w:t xml:space="preserve"> registration.</w:t>
       </w:r>
@@ -264,7 +282,15 @@
         <w:spacing w:after="0" w:line="240" w:lineRule="auto"/>
       </w:pPr>
       <w:r>
-        <w:t>That I am maintaining a register containing the above mentioned details of the worker.</w:t>
+        <w:t xml:space="preserve">That I am maintaining a register containing the </w:t>
+      </w:r>
+      <w:proofErr w:type="gramStart"/>
+      <w:r>
+        <w:t>above mentioned</w:t>
+      </w:r>
+      <w:proofErr w:type="gramEnd"/>
+      <w:r>
+        <w:t xml:space="preserve"> details of the worker.</w:t>
       </w:r>
     </w:p>
     <w:p>
@@ -325,7 +351,15 @@
         <w:t xml:space="preserve">hereof and undertake that in the event of any </w:t>
       </w:r>
       <w:r>
-        <w:t>of the documents field along with or</w:t>
+        <w:t xml:space="preserve">of the </w:t>
+      </w:r>
+      <w:proofErr w:type="gramStart"/>
+      <w:r>
+        <w:t>documents</w:t>
+      </w:r>
+      <w:proofErr w:type="gramEnd"/>
+      <w:r>
+        <w:t xml:space="preserve"> field along with or</w:t>
       </w:r>
     </w:p>
     <w:p>
@@ -392,8 +426,13 @@
         <w:spacing w:after="0" w:line="240" w:lineRule="auto"/>
       </w:pPr>
       <w:r>
-        <w:t>That the intending emigrant has been apprised of the ground realities of the countryof</w:t>
-      </w:r>
+        <w:t xml:space="preserve">That the intending emigrant has been apprised of the ground realities of the </w:t>
+      </w:r>
+      <w:proofErr w:type="spellStart"/>
+      <w:r>
+        <w:t>countryof</w:t>
+      </w:r>
+      <w:proofErr w:type="spellEnd"/>
     </w:p>
     <w:p>
       <w:pPr>
@@ -425,7 +464,15 @@
         <w:t>practices</w:t>
       </w:r>
       <w:r>
-        <w:t xml:space="preserve">, do’s and don’ts in the country of the emigration have been    </w:t>
+        <w:t xml:space="preserve">, </w:t>
+      </w:r>
+      <w:proofErr w:type="gramStart"/>
+      <w:r>
+        <w:t>do’s</w:t>
+      </w:r>
+      <w:proofErr w:type="gramEnd"/>
+      <w:r>
+        <w:t xml:space="preserve"> and don’ts in the country of the emigration have been    </w:t>
       </w:r>
     </w:p>
     <w:p>
@@ -588,7 +635,15 @@
         <w:t>This is to certify that E</w:t>
       </w:r>
       <w:r>
-        <w:t>-wakala submitted is genuine and relevant to submission. I/We undertake that in the event of any part or whole of it or the annexure being filed along with/referred to in this aff</w:t>
+        <w:t>-</w:t>
+      </w:r>
+      <w:proofErr w:type="spellStart"/>
+      <w:r>
+        <w:t>wakala</w:t>
+      </w:r>
+      <w:proofErr w:type="spellEnd"/>
+      <w:r>
+        <w:t xml:space="preserve"> submitted is genuine and relevant to submission. I/We undertake that in the event of any part or whole of it or the annexure being filed along with/referred to in this aff</w:t>
       </w:r>
       <w:r>
         <w:t>idavit being found to be false, i</w:t>
@@ -602,8 +657,13 @@
       <w:r>
         <w:t xml:space="preserve"> fabricated </w:t>
       </w:r>
-      <w:r>
-        <w:t xml:space="preserve">temperedwith or </w:t>
+      <w:proofErr w:type="spellStart"/>
+      <w:r>
+        <w:t>temperedwith</w:t>
+      </w:r>
+      <w:proofErr w:type="spellEnd"/>
+      <w:r>
+        <w:t xml:space="preserve"> or </w:t>
       </w:r>
       <w:r>
         <w:t>changed, I</w:t>
@@ -655,7 +715,15 @@
         <w:t xml:space="preserve"> included A) </w:t>
       </w:r>
       <w:r>
-        <w:t>Free to and fro air-ticket, B) F</w:t>
+        <w:t xml:space="preserve">Free to and </w:t>
+      </w:r>
+      <w:proofErr w:type="spellStart"/>
+      <w:r>
+        <w:t>fro</w:t>
+      </w:r>
+      <w:proofErr w:type="spellEnd"/>
+      <w:r>
+        <w:t xml:space="preserve"> air-ticket, B) F</w:t>
       </w:r>
       <w:r>
         <w:t>ree acco</w:t>
@@ -835,12 +903,14 @@
         <w:spacing w:after="0" w:line="240" w:lineRule="auto"/>
         <w:ind w:left="1069"/>
       </w:pPr>
+      <w:proofErr w:type="spellStart"/>
       <w:r>
         <w:t>c</w:t>
       </w:r>
       <w:r>
         <w:t>enter</w:t>
       </w:r>
+      <w:proofErr w:type="spellEnd"/>
       <w:r>
         <w:t xml:space="preserve">, </w:t>
       </w:r>
@@ -869,6 +939,7 @@
       <w:r>
         <w:t>er OM of 03</w:t>
       </w:r>
+      <w:proofErr w:type="gramStart"/>
       <w:r>
         <w:rPr>
           <w:vertAlign w:val="superscript"/>
@@ -876,8 +947,13 @@
         <w:t>rd</w:t>
       </w:r>
       <w:r>
-        <w:t xml:space="preserve">  August 2018 and 02</w:t>
-      </w:r>
+        <w:t xml:space="preserve">  August</w:t>
+      </w:r>
+      <w:proofErr w:type="gramEnd"/>
+      <w:r>
+        <w:t xml:space="preserve"> 2018 and 02</w:t>
+      </w:r>
+      <w:proofErr w:type="gramStart"/>
       <w:r>
         <w:rPr>
           <w:vertAlign w:val="superscript"/>
@@ -888,7 +964,11 @@
         <w:t xml:space="preserve">  J</w:t>
       </w:r>
       <w:r>
-        <w:t>une 2021 with the same FE</w:t>
+        <w:t>une</w:t>
+      </w:r>
+      <w:proofErr w:type="gramEnd"/>
+      <w:r>
+        <w:t xml:space="preserve"> 2021 with the same FE</w:t>
       </w:r>
       <w:r>
         <w:t>.</w:t>
@@ -976,9 +1056,13 @@
       <w:r>
         <w:t xml:space="preserve">and correct documents viz. photo </w:t>
       </w:r>
+      <w:proofErr w:type="spellStart"/>
+      <w:proofErr w:type="gramStart"/>
       <w:r>
         <w:t>ID,signatureetc.and</w:t>
       </w:r>
+      <w:proofErr w:type="spellEnd"/>
+      <w:proofErr w:type="gramEnd"/>
     </w:p>
     <w:p>
       <w:pPr>
@@ -1114,10 +1198,18 @@
         <w:spacing w:after="0" w:line="240" w:lineRule="auto"/>
       </w:pPr>
       <w:r>
-        <w:t>That, W</w:t>
-      </w:r>
-      <w:r>
-        <w:t>e will also issue the PBBY policy of the emigrant and will co-operate/help the emigrant/family if any claim is required in future.</w:t>
+        <w:t xml:space="preserve">That, </w:t>
+      </w:r>
+      <w:proofErr w:type="gramStart"/>
+      <w:r>
+        <w:t>W</w:t>
+      </w:r>
+      <w:r>
+        <w:t>e</w:t>
+      </w:r>
+      <w:proofErr w:type="gramEnd"/>
+      <w:r>
+        <w:t xml:space="preserve"> will also issue the PBBY policy of the emigrant and will co-operate/help the emigrant/family if any claim is required in future.</w:t>
       </w:r>
     </w:p>
     <w:p>
@@ -1654,7 +1746,15 @@
         <w:spacing w:after="0" w:line="240" w:lineRule="auto"/>
       </w:pPr>
       <w:r>
-        <w:t>Verified that the content of the above affidavit are true and correct to the best of my knowledge and belief and nothing has been concealed there from.</w:t>
+        <w:t xml:space="preserve">Verified that the content of the above affidavit </w:t>
+      </w:r>
+      <w:proofErr w:type="gramStart"/>
+      <w:r>
+        <w:t>are</w:t>
+      </w:r>
+      <w:proofErr w:type="gramEnd"/>
+      <w:r>
+        <w:t xml:space="preserve"> true and correct to the best of my knowledge and belief and nothing has been concealed there from.</w:t>
       </w:r>
     </w:p>
     <w:p>
@@ -1915,7 +2015,47 @@
           <w:sz w:val="20"/>
           <w:szCs w:val="20"/>
         </w:rPr>
-        <w:t>Whereas | Arif Ali Khan s/o Shri Rafi Ullah Khan resident of House No 11, Duplex I, Block A, Rajat Vihar, Sector 62, Nojda Pin-201301. I am the Proprietor of M/s The A.R. International a registered manpower agency vide Registration Certificate No B-0056/DEL/PER/1000+/3/5275/99 issued by the Ministry of External Affairs on 03/08/1999.</w:t>
+        <w:t xml:space="preserve">Whereas | Arif Ali Khan s/o Shri Rafi Ullah Khan resident of House No 11, Duplex I, Block A, Rajat Vihar, Sector 62, </w:t>
+      </w:r>
+      <w:proofErr w:type="spellStart"/>
+      <w:r>
+        <w:rPr>
+          <w:rFonts w:eastAsia="Times New Roman" w:cstheme="minorHAnsi"/>
+          <w:b/>
+          <w:sz w:val="20"/>
+          <w:szCs w:val="20"/>
+        </w:rPr>
+        <w:t>Nojda</w:t>
+      </w:r>
+      <w:proofErr w:type="spellEnd"/>
+      <w:r>
+        <w:rPr>
+          <w:rFonts w:eastAsia="Times New Roman" w:cstheme="minorHAnsi"/>
+          <w:b/>
+          <w:sz w:val="20"/>
+          <w:szCs w:val="20"/>
+        </w:rPr>
+        <w:t xml:space="preserve"> Pin-201301. I am the Proprietor of M/s The A.R. International a registered manpower agency </w:t>
+      </w:r>
+      <w:proofErr w:type="gramStart"/>
+      <w:r>
+        <w:rPr>
+          <w:rFonts w:eastAsia="Times New Roman" w:cstheme="minorHAnsi"/>
+          <w:b/>
+          <w:sz w:val="20"/>
+          <w:szCs w:val="20"/>
+        </w:rPr>
+        <w:t>vide</w:t>
+      </w:r>
+      <w:proofErr w:type="gramEnd"/>
+      <w:r>
+        <w:rPr>
+          <w:rFonts w:eastAsia="Times New Roman" w:cstheme="minorHAnsi"/>
+          <w:b/>
+          <w:sz w:val="20"/>
+          <w:szCs w:val="20"/>
+        </w:rPr>
+        <w:t xml:space="preserve"> Registration Certificate No B-0056/DEL/PER/1000+/3/5275/99 issued by the Ministry of External Affairs on 03/08/1999.</w:t>
       </w:r>
     </w:p>
     <w:p>
@@ -2057,16 +2197,701 @@
           <w:lang w:bidi="hi-IN"/>
         </w:rPr>
       </w:pPr>
-      <w:r>
-        <w:rPr>
-          <w:rFonts w:ascii="Mangal" w:hAnsi="Mangal" w:cs="Mangal"/>
-          <w:b/>
-          <w:bCs/>
-          <w:sz w:val="16"/>
-          <w:szCs w:val="16"/>
-          <w:lang w:bidi="hi-IN"/>
-        </w:rPr>
-        <w:t xml:space="preserve">जबकि | आरिफ अली खान पुत्र श्री रफी उल्लाह खान निवासी हाउस नंबर 11, डुप्लेक्स I, ब्लॉक ए, रजत विहार, सेक्टर 62, नोजडा पिन-201301। मैं मेसर्स द एआर इंटरनेशनल का मालिक हूँ, जो पंजीकरण प्रमाणपत्र संख्या </w:t>
+      <w:proofErr w:type="spellStart"/>
+      <w:r>
+        <w:rPr>
+          <w:rFonts w:ascii="Mangal" w:hAnsi="Mangal" w:cs="Mangal"/>
+          <w:b/>
+          <w:bCs/>
+          <w:sz w:val="16"/>
+          <w:szCs w:val="16"/>
+          <w:lang w:bidi="hi-IN"/>
+        </w:rPr>
+        <w:t>जबकि</w:t>
+      </w:r>
+      <w:proofErr w:type="spellEnd"/>
+      <w:r>
+        <w:rPr>
+          <w:rFonts w:ascii="Mangal" w:hAnsi="Mangal" w:cs="Mangal"/>
+          <w:b/>
+          <w:bCs/>
+          <w:sz w:val="16"/>
+          <w:szCs w:val="16"/>
+          <w:lang w:bidi="hi-IN"/>
+        </w:rPr>
+        <w:t xml:space="preserve"> | </w:t>
+      </w:r>
+      <w:proofErr w:type="spellStart"/>
+      <w:r>
+        <w:rPr>
+          <w:rFonts w:ascii="Mangal" w:hAnsi="Mangal" w:cs="Mangal"/>
+          <w:b/>
+          <w:bCs/>
+          <w:sz w:val="16"/>
+          <w:szCs w:val="16"/>
+          <w:lang w:bidi="hi-IN"/>
+        </w:rPr>
+        <w:t>आरिफ</w:t>
+      </w:r>
+      <w:proofErr w:type="spellEnd"/>
+      <w:r>
+        <w:rPr>
+          <w:rFonts w:ascii="Mangal" w:hAnsi="Mangal" w:cs="Mangal"/>
+          <w:b/>
+          <w:bCs/>
+          <w:sz w:val="16"/>
+          <w:szCs w:val="16"/>
+          <w:lang w:bidi="hi-IN"/>
+        </w:rPr>
+        <w:t xml:space="preserve"> </w:t>
+      </w:r>
+      <w:proofErr w:type="spellStart"/>
+      <w:r>
+        <w:rPr>
+          <w:rFonts w:ascii="Mangal" w:hAnsi="Mangal" w:cs="Mangal"/>
+          <w:b/>
+          <w:bCs/>
+          <w:sz w:val="16"/>
+          <w:szCs w:val="16"/>
+          <w:lang w:bidi="hi-IN"/>
+        </w:rPr>
+        <w:t>अली</w:t>
+      </w:r>
+      <w:proofErr w:type="spellEnd"/>
+      <w:r>
+        <w:rPr>
+          <w:rFonts w:ascii="Mangal" w:hAnsi="Mangal" w:cs="Mangal"/>
+          <w:b/>
+          <w:bCs/>
+          <w:sz w:val="16"/>
+          <w:szCs w:val="16"/>
+          <w:lang w:bidi="hi-IN"/>
+        </w:rPr>
+        <w:t xml:space="preserve"> </w:t>
+      </w:r>
+      <w:proofErr w:type="spellStart"/>
+      <w:r>
+        <w:rPr>
+          <w:rFonts w:ascii="Mangal" w:hAnsi="Mangal" w:cs="Mangal"/>
+          <w:b/>
+          <w:bCs/>
+          <w:sz w:val="16"/>
+          <w:szCs w:val="16"/>
+          <w:lang w:bidi="hi-IN"/>
+        </w:rPr>
+        <w:t>खान</w:t>
+      </w:r>
+      <w:proofErr w:type="spellEnd"/>
+      <w:r>
+        <w:rPr>
+          <w:rFonts w:ascii="Mangal" w:hAnsi="Mangal" w:cs="Mangal"/>
+          <w:b/>
+          <w:bCs/>
+          <w:sz w:val="16"/>
+          <w:szCs w:val="16"/>
+          <w:lang w:bidi="hi-IN"/>
+        </w:rPr>
+        <w:t xml:space="preserve"> </w:t>
+      </w:r>
+      <w:proofErr w:type="spellStart"/>
+      <w:r>
+        <w:rPr>
+          <w:rFonts w:ascii="Mangal" w:hAnsi="Mangal" w:cs="Mangal"/>
+          <w:b/>
+          <w:bCs/>
+          <w:sz w:val="16"/>
+          <w:szCs w:val="16"/>
+          <w:lang w:bidi="hi-IN"/>
+        </w:rPr>
+        <w:t>पुत्र</w:t>
+      </w:r>
+      <w:proofErr w:type="spellEnd"/>
+      <w:r>
+        <w:rPr>
+          <w:rFonts w:ascii="Mangal" w:hAnsi="Mangal" w:cs="Mangal"/>
+          <w:b/>
+          <w:bCs/>
+          <w:sz w:val="16"/>
+          <w:szCs w:val="16"/>
+          <w:lang w:bidi="hi-IN"/>
+        </w:rPr>
+        <w:t xml:space="preserve"> </w:t>
+      </w:r>
+      <w:proofErr w:type="spellStart"/>
+      <w:r>
+        <w:rPr>
+          <w:rFonts w:ascii="Mangal" w:hAnsi="Mangal" w:cs="Mangal"/>
+          <w:b/>
+          <w:bCs/>
+          <w:sz w:val="16"/>
+          <w:szCs w:val="16"/>
+          <w:lang w:bidi="hi-IN"/>
+        </w:rPr>
+        <w:t>श्री</w:t>
+      </w:r>
+      <w:proofErr w:type="spellEnd"/>
+      <w:r>
+        <w:rPr>
+          <w:rFonts w:ascii="Mangal" w:hAnsi="Mangal" w:cs="Mangal"/>
+          <w:b/>
+          <w:bCs/>
+          <w:sz w:val="16"/>
+          <w:szCs w:val="16"/>
+          <w:lang w:bidi="hi-IN"/>
+        </w:rPr>
+        <w:t xml:space="preserve"> </w:t>
+      </w:r>
+      <w:proofErr w:type="spellStart"/>
+      <w:r>
+        <w:rPr>
+          <w:rFonts w:ascii="Mangal" w:hAnsi="Mangal" w:cs="Mangal"/>
+          <w:b/>
+          <w:bCs/>
+          <w:sz w:val="16"/>
+          <w:szCs w:val="16"/>
+          <w:lang w:bidi="hi-IN"/>
+        </w:rPr>
+        <w:t>रफी</w:t>
+      </w:r>
+      <w:proofErr w:type="spellEnd"/>
+      <w:r>
+        <w:rPr>
+          <w:rFonts w:ascii="Mangal" w:hAnsi="Mangal" w:cs="Mangal"/>
+          <w:b/>
+          <w:bCs/>
+          <w:sz w:val="16"/>
+          <w:szCs w:val="16"/>
+          <w:lang w:bidi="hi-IN"/>
+        </w:rPr>
+        <w:t xml:space="preserve"> </w:t>
+      </w:r>
+      <w:proofErr w:type="spellStart"/>
+      <w:r>
+        <w:rPr>
+          <w:rFonts w:ascii="Mangal" w:hAnsi="Mangal" w:cs="Mangal"/>
+          <w:b/>
+          <w:bCs/>
+          <w:sz w:val="16"/>
+          <w:szCs w:val="16"/>
+          <w:lang w:bidi="hi-IN"/>
+        </w:rPr>
+        <w:t>उल्लाह</w:t>
+      </w:r>
+      <w:proofErr w:type="spellEnd"/>
+      <w:r>
+        <w:rPr>
+          <w:rFonts w:ascii="Mangal" w:hAnsi="Mangal" w:cs="Mangal"/>
+          <w:b/>
+          <w:bCs/>
+          <w:sz w:val="16"/>
+          <w:szCs w:val="16"/>
+          <w:lang w:bidi="hi-IN"/>
+        </w:rPr>
+        <w:t xml:space="preserve"> </w:t>
+      </w:r>
+      <w:proofErr w:type="spellStart"/>
+      <w:r>
+        <w:rPr>
+          <w:rFonts w:ascii="Mangal" w:hAnsi="Mangal" w:cs="Mangal"/>
+          <w:b/>
+          <w:bCs/>
+          <w:sz w:val="16"/>
+          <w:szCs w:val="16"/>
+          <w:lang w:bidi="hi-IN"/>
+        </w:rPr>
+        <w:t>खान</w:t>
+      </w:r>
+      <w:proofErr w:type="spellEnd"/>
+      <w:r>
+        <w:rPr>
+          <w:rFonts w:ascii="Mangal" w:hAnsi="Mangal" w:cs="Mangal"/>
+          <w:b/>
+          <w:bCs/>
+          <w:sz w:val="16"/>
+          <w:szCs w:val="16"/>
+          <w:lang w:bidi="hi-IN"/>
+        </w:rPr>
+        <w:t xml:space="preserve"> </w:t>
+      </w:r>
+      <w:proofErr w:type="spellStart"/>
+      <w:r>
+        <w:rPr>
+          <w:rFonts w:ascii="Mangal" w:hAnsi="Mangal" w:cs="Mangal"/>
+          <w:b/>
+          <w:bCs/>
+          <w:sz w:val="16"/>
+          <w:szCs w:val="16"/>
+          <w:lang w:bidi="hi-IN"/>
+        </w:rPr>
+        <w:t>निवासी</w:t>
+      </w:r>
+      <w:proofErr w:type="spellEnd"/>
+      <w:r>
+        <w:rPr>
+          <w:rFonts w:ascii="Mangal" w:hAnsi="Mangal" w:cs="Mangal"/>
+          <w:b/>
+          <w:bCs/>
+          <w:sz w:val="16"/>
+          <w:szCs w:val="16"/>
+          <w:lang w:bidi="hi-IN"/>
+        </w:rPr>
+        <w:t xml:space="preserve"> </w:t>
+      </w:r>
+      <w:proofErr w:type="spellStart"/>
+      <w:r>
+        <w:rPr>
+          <w:rFonts w:ascii="Mangal" w:hAnsi="Mangal" w:cs="Mangal"/>
+          <w:b/>
+          <w:bCs/>
+          <w:sz w:val="16"/>
+          <w:szCs w:val="16"/>
+          <w:lang w:bidi="hi-IN"/>
+        </w:rPr>
+        <w:t>हाउस</w:t>
+      </w:r>
+      <w:proofErr w:type="spellEnd"/>
+      <w:r>
+        <w:rPr>
+          <w:rFonts w:ascii="Mangal" w:hAnsi="Mangal" w:cs="Mangal"/>
+          <w:b/>
+          <w:bCs/>
+          <w:sz w:val="16"/>
+          <w:szCs w:val="16"/>
+          <w:lang w:bidi="hi-IN"/>
+        </w:rPr>
+        <w:t xml:space="preserve"> </w:t>
+      </w:r>
+      <w:proofErr w:type="spellStart"/>
+      <w:r>
+        <w:rPr>
+          <w:rFonts w:ascii="Mangal" w:hAnsi="Mangal" w:cs="Mangal"/>
+          <w:b/>
+          <w:bCs/>
+          <w:sz w:val="16"/>
+          <w:szCs w:val="16"/>
+          <w:lang w:bidi="hi-IN"/>
+        </w:rPr>
+        <w:t>नंबर</w:t>
+      </w:r>
+      <w:proofErr w:type="spellEnd"/>
+      <w:r>
+        <w:rPr>
+          <w:rFonts w:ascii="Mangal" w:hAnsi="Mangal" w:cs="Mangal"/>
+          <w:b/>
+          <w:bCs/>
+          <w:sz w:val="16"/>
+          <w:szCs w:val="16"/>
+          <w:lang w:bidi="hi-IN"/>
+        </w:rPr>
+        <w:t xml:space="preserve"> 11, </w:t>
+      </w:r>
+      <w:proofErr w:type="spellStart"/>
+      <w:r>
+        <w:rPr>
+          <w:rFonts w:ascii="Mangal" w:hAnsi="Mangal" w:cs="Mangal"/>
+          <w:b/>
+          <w:bCs/>
+          <w:sz w:val="16"/>
+          <w:szCs w:val="16"/>
+          <w:lang w:bidi="hi-IN"/>
+        </w:rPr>
+        <w:t>डुप्लेक्स</w:t>
+      </w:r>
+      <w:proofErr w:type="spellEnd"/>
+      <w:r>
+        <w:rPr>
+          <w:rFonts w:ascii="Mangal" w:hAnsi="Mangal" w:cs="Mangal"/>
+          <w:b/>
+          <w:bCs/>
+          <w:sz w:val="16"/>
+          <w:szCs w:val="16"/>
+          <w:lang w:bidi="hi-IN"/>
+        </w:rPr>
+        <w:t xml:space="preserve"> I, </w:t>
+      </w:r>
+      <w:proofErr w:type="spellStart"/>
+      <w:r>
+        <w:rPr>
+          <w:rFonts w:ascii="Mangal" w:hAnsi="Mangal" w:cs="Mangal"/>
+          <w:b/>
+          <w:bCs/>
+          <w:sz w:val="16"/>
+          <w:szCs w:val="16"/>
+          <w:lang w:bidi="hi-IN"/>
+        </w:rPr>
+        <w:t>ब्लॉक</w:t>
+      </w:r>
+      <w:proofErr w:type="spellEnd"/>
+      <w:r>
+        <w:rPr>
+          <w:rFonts w:ascii="Mangal" w:hAnsi="Mangal" w:cs="Mangal"/>
+          <w:b/>
+          <w:bCs/>
+          <w:sz w:val="16"/>
+          <w:szCs w:val="16"/>
+          <w:lang w:bidi="hi-IN"/>
+        </w:rPr>
+        <w:t xml:space="preserve"> ए, </w:t>
+      </w:r>
+      <w:proofErr w:type="spellStart"/>
+      <w:r>
+        <w:rPr>
+          <w:rFonts w:ascii="Mangal" w:hAnsi="Mangal" w:cs="Mangal"/>
+          <w:b/>
+          <w:bCs/>
+          <w:sz w:val="16"/>
+          <w:szCs w:val="16"/>
+          <w:lang w:bidi="hi-IN"/>
+        </w:rPr>
+        <w:t>रजत</w:t>
+      </w:r>
+      <w:proofErr w:type="spellEnd"/>
+      <w:r>
+        <w:rPr>
+          <w:rFonts w:ascii="Mangal" w:hAnsi="Mangal" w:cs="Mangal"/>
+          <w:b/>
+          <w:bCs/>
+          <w:sz w:val="16"/>
+          <w:szCs w:val="16"/>
+          <w:lang w:bidi="hi-IN"/>
+        </w:rPr>
+        <w:t xml:space="preserve"> </w:t>
+      </w:r>
+      <w:proofErr w:type="spellStart"/>
+      <w:r>
+        <w:rPr>
+          <w:rFonts w:ascii="Mangal" w:hAnsi="Mangal" w:cs="Mangal"/>
+          <w:b/>
+          <w:bCs/>
+          <w:sz w:val="16"/>
+          <w:szCs w:val="16"/>
+          <w:lang w:bidi="hi-IN"/>
+        </w:rPr>
+        <w:t>विहार</w:t>
+      </w:r>
+      <w:proofErr w:type="spellEnd"/>
+      <w:r>
+        <w:rPr>
+          <w:rFonts w:ascii="Mangal" w:hAnsi="Mangal" w:cs="Mangal"/>
+          <w:b/>
+          <w:bCs/>
+          <w:sz w:val="16"/>
+          <w:szCs w:val="16"/>
+          <w:lang w:bidi="hi-IN"/>
+        </w:rPr>
+        <w:t xml:space="preserve">, </w:t>
+      </w:r>
+      <w:proofErr w:type="spellStart"/>
+      <w:r>
+        <w:rPr>
+          <w:rFonts w:ascii="Mangal" w:hAnsi="Mangal" w:cs="Mangal"/>
+          <w:b/>
+          <w:bCs/>
+          <w:sz w:val="16"/>
+          <w:szCs w:val="16"/>
+          <w:lang w:bidi="hi-IN"/>
+        </w:rPr>
+        <w:t>सेक्टर</w:t>
+      </w:r>
+      <w:proofErr w:type="spellEnd"/>
+      <w:r>
+        <w:rPr>
+          <w:rFonts w:ascii="Mangal" w:hAnsi="Mangal" w:cs="Mangal"/>
+          <w:b/>
+          <w:bCs/>
+          <w:sz w:val="16"/>
+          <w:szCs w:val="16"/>
+          <w:lang w:bidi="hi-IN"/>
+        </w:rPr>
+        <w:t xml:space="preserve"> 62, </w:t>
+      </w:r>
+      <w:proofErr w:type="spellStart"/>
+      <w:r>
+        <w:rPr>
+          <w:rFonts w:ascii="Mangal" w:hAnsi="Mangal" w:cs="Mangal"/>
+          <w:b/>
+          <w:bCs/>
+          <w:sz w:val="16"/>
+          <w:szCs w:val="16"/>
+          <w:lang w:bidi="hi-IN"/>
+        </w:rPr>
+        <w:t>नोजडा</w:t>
+      </w:r>
+      <w:proofErr w:type="spellEnd"/>
+      <w:r>
+        <w:rPr>
+          <w:rFonts w:ascii="Mangal" w:hAnsi="Mangal" w:cs="Mangal"/>
+          <w:b/>
+          <w:bCs/>
+          <w:sz w:val="16"/>
+          <w:szCs w:val="16"/>
+          <w:lang w:bidi="hi-IN"/>
+        </w:rPr>
+        <w:t xml:space="preserve"> पिन-201301। </w:t>
+      </w:r>
+      <w:proofErr w:type="spellStart"/>
+      <w:r>
+        <w:rPr>
+          <w:rFonts w:ascii="Mangal" w:hAnsi="Mangal" w:cs="Mangal"/>
+          <w:b/>
+          <w:bCs/>
+          <w:sz w:val="16"/>
+          <w:szCs w:val="16"/>
+          <w:lang w:bidi="hi-IN"/>
+        </w:rPr>
+        <w:t>मैं</w:t>
+      </w:r>
+      <w:proofErr w:type="spellEnd"/>
+      <w:r>
+        <w:rPr>
+          <w:rFonts w:ascii="Mangal" w:hAnsi="Mangal" w:cs="Mangal"/>
+          <w:b/>
+          <w:bCs/>
+          <w:sz w:val="16"/>
+          <w:szCs w:val="16"/>
+          <w:lang w:bidi="hi-IN"/>
+        </w:rPr>
+        <w:t xml:space="preserve"> </w:t>
+      </w:r>
+      <w:proofErr w:type="spellStart"/>
+      <w:r>
+        <w:rPr>
+          <w:rFonts w:ascii="Mangal" w:hAnsi="Mangal" w:cs="Mangal"/>
+          <w:b/>
+          <w:bCs/>
+          <w:sz w:val="16"/>
+          <w:szCs w:val="16"/>
+          <w:lang w:bidi="hi-IN"/>
+        </w:rPr>
+        <w:t>मेसर्स</w:t>
+      </w:r>
+      <w:proofErr w:type="spellEnd"/>
+      <w:r>
+        <w:rPr>
+          <w:rFonts w:ascii="Mangal" w:hAnsi="Mangal" w:cs="Mangal"/>
+          <w:b/>
+          <w:bCs/>
+          <w:sz w:val="16"/>
+          <w:szCs w:val="16"/>
+          <w:lang w:bidi="hi-IN"/>
+        </w:rPr>
+        <w:t xml:space="preserve"> द </w:t>
+      </w:r>
+      <w:proofErr w:type="spellStart"/>
+      <w:r>
+        <w:rPr>
+          <w:rFonts w:ascii="Mangal" w:hAnsi="Mangal" w:cs="Mangal"/>
+          <w:b/>
+          <w:bCs/>
+          <w:sz w:val="16"/>
+          <w:szCs w:val="16"/>
+          <w:lang w:bidi="hi-IN"/>
+        </w:rPr>
+        <w:t>एआर</w:t>
+      </w:r>
+      <w:proofErr w:type="spellEnd"/>
+      <w:r>
+        <w:rPr>
+          <w:rFonts w:ascii="Mangal" w:hAnsi="Mangal" w:cs="Mangal"/>
+          <w:b/>
+          <w:bCs/>
+          <w:sz w:val="16"/>
+          <w:szCs w:val="16"/>
+          <w:lang w:bidi="hi-IN"/>
+        </w:rPr>
+        <w:t xml:space="preserve"> </w:t>
+      </w:r>
+      <w:proofErr w:type="spellStart"/>
+      <w:r>
+        <w:rPr>
+          <w:rFonts w:ascii="Mangal" w:hAnsi="Mangal" w:cs="Mangal"/>
+          <w:b/>
+          <w:bCs/>
+          <w:sz w:val="16"/>
+          <w:szCs w:val="16"/>
+          <w:lang w:bidi="hi-IN"/>
+        </w:rPr>
+        <w:t>इंटरनेशनल</w:t>
+      </w:r>
+      <w:proofErr w:type="spellEnd"/>
+      <w:r>
+        <w:rPr>
+          <w:rFonts w:ascii="Mangal" w:hAnsi="Mangal" w:cs="Mangal"/>
+          <w:b/>
+          <w:bCs/>
+          <w:sz w:val="16"/>
+          <w:szCs w:val="16"/>
+          <w:lang w:bidi="hi-IN"/>
+        </w:rPr>
+        <w:t xml:space="preserve"> </w:t>
+      </w:r>
+      <w:proofErr w:type="spellStart"/>
+      <w:r>
+        <w:rPr>
+          <w:rFonts w:ascii="Mangal" w:hAnsi="Mangal" w:cs="Mangal"/>
+          <w:b/>
+          <w:bCs/>
+          <w:sz w:val="16"/>
+          <w:szCs w:val="16"/>
+          <w:lang w:bidi="hi-IN"/>
+        </w:rPr>
+        <w:t>का</w:t>
+      </w:r>
+      <w:proofErr w:type="spellEnd"/>
+      <w:r>
+        <w:rPr>
+          <w:rFonts w:ascii="Mangal" w:hAnsi="Mangal" w:cs="Mangal"/>
+          <w:b/>
+          <w:bCs/>
+          <w:sz w:val="16"/>
+          <w:szCs w:val="16"/>
+          <w:lang w:bidi="hi-IN"/>
+        </w:rPr>
+        <w:t xml:space="preserve"> </w:t>
+      </w:r>
+      <w:proofErr w:type="spellStart"/>
+      <w:r>
+        <w:rPr>
+          <w:rFonts w:ascii="Mangal" w:hAnsi="Mangal" w:cs="Mangal"/>
+          <w:b/>
+          <w:bCs/>
+          <w:sz w:val="16"/>
+          <w:szCs w:val="16"/>
+          <w:lang w:bidi="hi-IN"/>
+        </w:rPr>
+        <w:t>मालिक</w:t>
+      </w:r>
+      <w:proofErr w:type="spellEnd"/>
+      <w:r>
+        <w:rPr>
+          <w:rFonts w:ascii="Mangal" w:hAnsi="Mangal" w:cs="Mangal"/>
+          <w:b/>
+          <w:bCs/>
+          <w:sz w:val="16"/>
+          <w:szCs w:val="16"/>
+          <w:lang w:bidi="hi-IN"/>
+        </w:rPr>
+        <w:t xml:space="preserve"> </w:t>
+      </w:r>
+      <w:proofErr w:type="spellStart"/>
+      <w:r>
+        <w:rPr>
+          <w:rFonts w:ascii="Mangal" w:hAnsi="Mangal" w:cs="Mangal"/>
+          <w:b/>
+          <w:bCs/>
+          <w:sz w:val="16"/>
+          <w:szCs w:val="16"/>
+          <w:lang w:bidi="hi-IN"/>
+        </w:rPr>
+        <w:t>हूँ</w:t>
+      </w:r>
+      <w:proofErr w:type="spellEnd"/>
+      <w:r>
+        <w:rPr>
+          <w:rFonts w:ascii="Mangal" w:hAnsi="Mangal" w:cs="Mangal"/>
+          <w:b/>
+          <w:bCs/>
+          <w:sz w:val="16"/>
+          <w:szCs w:val="16"/>
+          <w:lang w:bidi="hi-IN"/>
+        </w:rPr>
+        <w:t xml:space="preserve">, </w:t>
+      </w:r>
+      <w:proofErr w:type="spellStart"/>
+      <w:r>
+        <w:rPr>
+          <w:rFonts w:ascii="Mangal" w:hAnsi="Mangal" w:cs="Mangal"/>
+          <w:b/>
+          <w:bCs/>
+          <w:sz w:val="16"/>
+          <w:szCs w:val="16"/>
+          <w:lang w:bidi="hi-IN"/>
+        </w:rPr>
+        <w:t>जो</w:t>
+      </w:r>
+      <w:proofErr w:type="spellEnd"/>
+      <w:r>
+        <w:rPr>
+          <w:rFonts w:ascii="Mangal" w:hAnsi="Mangal" w:cs="Mangal"/>
+          <w:b/>
+          <w:bCs/>
+          <w:sz w:val="16"/>
+          <w:szCs w:val="16"/>
+          <w:lang w:bidi="hi-IN"/>
+        </w:rPr>
+        <w:t xml:space="preserve"> </w:t>
+      </w:r>
+      <w:proofErr w:type="spellStart"/>
+      <w:r>
+        <w:rPr>
+          <w:rFonts w:ascii="Mangal" w:hAnsi="Mangal" w:cs="Mangal"/>
+          <w:b/>
+          <w:bCs/>
+          <w:sz w:val="16"/>
+          <w:szCs w:val="16"/>
+          <w:lang w:bidi="hi-IN"/>
+        </w:rPr>
+        <w:t>पंजीकरण</w:t>
+      </w:r>
+      <w:proofErr w:type="spellEnd"/>
+      <w:r>
+        <w:rPr>
+          <w:rFonts w:ascii="Mangal" w:hAnsi="Mangal" w:cs="Mangal"/>
+          <w:b/>
+          <w:bCs/>
+          <w:sz w:val="16"/>
+          <w:szCs w:val="16"/>
+          <w:lang w:bidi="hi-IN"/>
+        </w:rPr>
+        <w:t xml:space="preserve"> </w:t>
+      </w:r>
+      <w:proofErr w:type="spellStart"/>
+      <w:r>
+        <w:rPr>
+          <w:rFonts w:ascii="Mangal" w:hAnsi="Mangal" w:cs="Mangal"/>
+          <w:b/>
+          <w:bCs/>
+          <w:sz w:val="16"/>
+          <w:szCs w:val="16"/>
+          <w:lang w:bidi="hi-IN"/>
+        </w:rPr>
+        <w:t>प्रमाणपत्र</w:t>
+      </w:r>
+      <w:proofErr w:type="spellEnd"/>
+      <w:r>
+        <w:rPr>
+          <w:rFonts w:ascii="Mangal" w:hAnsi="Mangal" w:cs="Mangal"/>
+          <w:b/>
+          <w:bCs/>
+          <w:sz w:val="16"/>
+          <w:szCs w:val="16"/>
+          <w:lang w:bidi="hi-IN"/>
+        </w:rPr>
+        <w:t xml:space="preserve"> </w:t>
+      </w:r>
+      <w:proofErr w:type="spellStart"/>
+      <w:r>
+        <w:rPr>
+          <w:rFonts w:ascii="Mangal" w:hAnsi="Mangal" w:cs="Mangal"/>
+          <w:b/>
+          <w:bCs/>
+          <w:sz w:val="16"/>
+          <w:szCs w:val="16"/>
+          <w:lang w:bidi="hi-IN"/>
+        </w:rPr>
+        <w:t>संख्या</w:t>
+      </w:r>
+      <w:proofErr w:type="spellEnd"/>
+      <w:r>
+        <w:rPr>
+          <w:rFonts w:ascii="Mangal" w:hAnsi="Mangal" w:cs="Mangal"/>
+          <w:b/>
+          <w:bCs/>
+          <w:sz w:val="16"/>
+          <w:szCs w:val="16"/>
+          <w:lang w:bidi="hi-IN"/>
+        </w:rPr>
+        <w:t xml:space="preserve"> </w:t>
       </w:r>
       <w:r>
         <w:rPr>
@@ -2087,7 +2912,127 @@
           <w:szCs w:val="16"/>
           <w:lang w:bidi="hi-IN"/>
         </w:rPr>
-        <w:t xml:space="preserve"> के अनुसार विदेश मंत्रालय द्वारा </w:t>
+        <w:t xml:space="preserve"> </w:t>
+      </w:r>
+      <w:proofErr w:type="spellStart"/>
+      <w:r>
+        <w:rPr>
+          <w:rFonts w:ascii="Mangal" w:hAnsi="Mangal" w:cs="Mangal"/>
+          <w:b/>
+          <w:bCs/>
+          <w:sz w:val="16"/>
+          <w:szCs w:val="16"/>
+          <w:lang w:bidi="hi-IN"/>
+        </w:rPr>
+        <w:t>के</w:t>
+      </w:r>
+      <w:proofErr w:type="spellEnd"/>
+      <w:r>
+        <w:rPr>
+          <w:rFonts w:ascii="Mangal" w:hAnsi="Mangal" w:cs="Mangal"/>
+          <w:b/>
+          <w:bCs/>
+          <w:sz w:val="16"/>
+          <w:szCs w:val="16"/>
+          <w:lang w:bidi="hi-IN"/>
+        </w:rPr>
+        <w:t xml:space="preserve"> </w:t>
+      </w:r>
+      <w:proofErr w:type="spellStart"/>
+      <w:r>
+        <w:rPr>
+          <w:rFonts w:ascii="Mangal" w:hAnsi="Mangal" w:cs="Mangal"/>
+          <w:b/>
+          <w:bCs/>
+          <w:sz w:val="16"/>
+          <w:szCs w:val="16"/>
+          <w:lang w:bidi="hi-IN"/>
+        </w:rPr>
+        <w:t>अनुसार</w:t>
+      </w:r>
+      <w:proofErr w:type="spellEnd"/>
+      <w:r>
+        <w:rPr>
+          <w:rFonts w:ascii="Mangal" w:hAnsi="Mangal" w:cs="Mangal"/>
+          <w:b/>
+          <w:bCs/>
+          <w:sz w:val="16"/>
+          <w:szCs w:val="16"/>
+          <w:lang w:bidi="hi-IN"/>
+        </w:rPr>
+        <w:t xml:space="preserve"> </w:t>
+      </w:r>
+      <w:proofErr w:type="spellStart"/>
+      <w:r>
+        <w:rPr>
+          <w:rFonts w:ascii="Mangal" w:hAnsi="Mangal" w:cs="Mangal"/>
+          <w:b/>
+          <w:bCs/>
+          <w:sz w:val="16"/>
+          <w:szCs w:val="16"/>
+          <w:lang w:bidi="hi-IN"/>
+        </w:rPr>
+        <w:t>विदेश</w:t>
+      </w:r>
+      <w:proofErr w:type="spellEnd"/>
+      <w:r>
+        <w:rPr>
+          <w:rFonts w:ascii="Mangal" w:hAnsi="Mangal" w:cs="Mangal"/>
+          <w:b/>
+          <w:bCs/>
+          <w:sz w:val="16"/>
+          <w:szCs w:val="16"/>
+          <w:lang w:bidi="hi-IN"/>
+        </w:rPr>
+        <w:t xml:space="preserve"> </w:t>
+      </w:r>
+      <w:proofErr w:type="spellStart"/>
+      <w:r>
+        <w:rPr>
+          <w:rFonts w:ascii="Mangal" w:hAnsi="Mangal" w:cs="Mangal"/>
+          <w:b/>
+          <w:bCs/>
+          <w:sz w:val="16"/>
+          <w:szCs w:val="16"/>
+          <w:lang w:bidi="hi-IN"/>
+        </w:rPr>
+        <w:t>मंत्रालय</w:t>
+      </w:r>
+      <w:proofErr w:type="spellEnd"/>
+      <w:r>
+        <w:rPr>
+          <w:rFonts w:ascii="Mangal" w:hAnsi="Mangal" w:cs="Mangal"/>
+          <w:b/>
+          <w:bCs/>
+          <w:sz w:val="16"/>
+          <w:szCs w:val="16"/>
+          <w:lang w:bidi="hi-IN"/>
+        </w:rPr>
+        <w:t xml:space="preserve"> </w:t>
+      </w:r>
+      <w:proofErr w:type="spellStart"/>
+      <w:r>
+        <w:rPr>
+          <w:rFonts w:ascii="Mangal" w:hAnsi="Mangal" w:cs="Mangal"/>
+          <w:b/>
+          <w:bCs/>
+          <w:sz w:val="16"/>
+          <w:szCs w:val="16"/>
+          <w:lang w:bidi="hi-IN"/>
+        </w:rPr>
+        <w:t>द्वारा</w:t>
+      </w:r>
+      <w:proofErr w:type="spellEnd"/>
+      <w:r>
+        <w:rPr>
+          <w:rFonts w:ascii="Mangal" w:hAnsi="Mangal" w:cs="Mangal"/>
+          <w:b/>
+          <w:bCs/>
+          <w:sz w:val="16"/>
+          <w:szCs w:val="16"/>
+          <w:lang w:bidi="hi-IN"/>
+        </w:rPr>
+        <w:t xml:space="preserve"> </w:t>
       </w:r>
       <w:r>
         <w:rPr>
@@ -2108,7 +3053,175 @@
           <w:szCs w:val="16"/>
           <w:lang w:bidi="hi-IN"/>
         </w:rPr>
-        <w:t xml:space="preserve"> को जारी एक पंजीकृत जनशक्ति एजेंसी है।</w:t>
+        <w:t xml:space="preserve"> </w:t>
+      </w:r>
+      <w:proofErr w:type="spellStart"/>
+      <w:r>
+        <w:rPr>
+          <w:rFonts w:ascii="Mangal" w:hAnsi="Mangal" w:cs="Mangal"/>
+          <w:b/>
+          <w:bCs/>
+          <w:sz w:val="16"/>
+          <w:szCs w:val="16"/>
+          <w:lang w:bidi="hi-IN"/>
+        </w:rPr>
+        <w:t>को</w:t>
+      </w:r>
+      <w:proofErr w:type="spellEnd"/>
+      <w:r>
+        <w:rPr>
+          <w:rFonts w:ascii="Mangal" w:hAnsi="Mangal" w:cs="Mangal"/>
+          <w:b/>
+          <w:bCs/>
+          <w:sz w:val="16"/>
+          <w:szCs w:val="16"/>
+          <w:lang w:bidi="hi-IN"/>
+        </w:rPr>
+        <w:t xml:space="preserve"> </w:t>
+      </w:r>
+      <w:proofErr w:type="spellStart"/>
+      <w:r>
+        <w:rPr>
+          <w:rFonts w:ascii="Mangal" w:hAnsi="Mangal" w:cs="Mangal"/>
+          <w:b/>
+          <w:bCs/>
+          <w:sz w:val="16"/>
+          <w:szCs w:val="16"/>
+          <w:lang w:bidi="hi-IN"/>
+        </w:rPr>
+        <w:t>जारी</w:t>
+      </w:r>
+      <w:proofErr w:type="spellEnd"/>
+      <w:r>
+        <w:rPr>
+          <w:rFonts w:ascii="Mangal" w:hAnsi="Mangal" w:cs="Mangal"/>
+          <w:b/>
+          <w:bCs/>
+          <w:sz w:val="16"/>
+          <w:szCs w:val="16"/>
+          <w:lang w:bidi="hi-IN"/>
+        </w:rPr>
+        <w:t xml:space="preserve"> </w:t>
+      </w:r>
+      <w:proofErr w:type="spellStart"/>
+      <w:r>
+        <w:rPr>
+          <w:rFonts w:ascii="Mangal" w:hAnsi="Mangal" w:cs="Mangal"/>
+          <w:b/>
+          <w:bCs/>
+          <w:sz w:val="16"/>
+          <w:szCs w:val="16"/>
+          <w:lang w:bidi="hi-IN"/>
+        </w:rPr>
+        <w:t>एक</w:t>
+      </w:r>
+      <w:proofErr w:type="spellEnd"/>
+      <w:r>
+        <w:rPr>
+          <w:rFonts w:ascii="Mangal" w:hAnsi="Mangal" w:cs="Mangal"/>
+          <w:b/>
+          <w:bCs/>
+          <w:sz w:val="16"/>
+          <w:szCs w:val="16"/>
+          <w:lang w:bidi="hi-IN"/>
+        </w:rPr>
+        <w:t xml:space="preserve"> </w:t>
+      </w:r>
+      <w:proofErr w:type="spellStart"/>
+      <w:r>
+        <w:rPr>
+          <w:rFonts w:ascii="Mangal" w:hAnsi="Mangal" w:cs="Mangal"/>
+          <w:b/>
+          <w:bCs/>
+          <w:sz w:val="16"/>
+          <w:szCs w:val="16"/>
+          <w:lang w:bidi="hi-IN"/>
+        </w:rPr>
+        <w:t>पंजीकृत</w:t>
+      </w:r>
+      <w:proofErr w:type="spellEnd"/>
+      <w:r>
+        <w:rPr>
+          <w:rFonts w:ascii="Mangal" w:hAnsi="Mangal" w:cs="Mangal"/>
+          <w:b/>
+          <w:bCs/>
+          <w:sz w:val="16"/>
+          <w:szCs w:val="16"/>
+          <w:lang w:bidi="hi-IN"/>
+        </w:rPr>
+        <w:t xml:space="preserve"> </w:t>
+      </w:r>
+      <w:proofErr w:type="spellStart"/>
+      <w:r>
+        <w:rPr>
+          <w:rFonts w:ascii="Mangal" w:hAnsi="Mangal" w:cs="Mangal"/>
+          <w:b/>
+          <w:bCs/>
+          <w:sz w:val="16"/>
+          <w:szCs w:val="16"/>
+          <w:lang w:bidi="hi-IN"/>
+        </w:rPr>
+        <w:t>जनशक्ति</w:t>
+      </w:r>
+      <w:proofErr w:type="spellEnd"/>
+      <w:r>
+        <w:rPr>
+          <w:rFonts w:ascii="Mangal" w:hAnsi="Mangal" w:cs="Mangal"/>
+          <w:b/>
+          <w:bCs/>
+          <w:sz w:val="16"/>
+          <w:szCs w:val="16"/>
+          <w:lang w:bidi="hi-IN"/>
+        </w:rPr>
+        <w:t xml:space="preserve"> </w:t>
+      </w:r>
+      <w:proofErr w:type="spellStart"/>
+      <w:r>
+        <w:rPr>
+          <w:rFonts w:ascii="Mangal" w:hAnsi="Mangal" w:cs="Mangal"/>
+          <w:b/>
+          <w:bCs/>
+          <w:sz w:val="16"/>
+          <w:szCs w:val="16"/>
+          <w:lang w:bidi="hi-IN"/>
+        </w:rPr>
+        <w:t>एजेंसी</w:t>
+      </w:r>
+      <w:proofErr w:type="spellEnd"/>
+      <w:r>
+        <w:rPr>
+          <w:rFonts w:ascii="Mangal" w:hAnsi="Mangal" w:cs="Mangal"/>
+          <w:b/>
+          <w:bCs/>
+          <w:sz w:val="16"/>
+          <w:szCs w:val="16"/>
+          <w:lang w:bidi="hi-IN"/>
+        </w:rPr>
+        <w:t xml:space="preserve"> </w:t>
+      </w:r>
+      <w:proofErr w:type="spellStart"/>
+      <w:r>
+        <w:rPr>
+          <w:rFonts w:ascii="Mangal" w:hAnsi="Mangal" w:cs="Mangal"/>
+          <w:b/>
+          <w:bCs/>
+          <w:sz w:val="16"/>
+          <w:szCs w:val="16"/>
+          <w:lang w:bidi="hi-IN"/>
+        </w:rPr>
+        <w:t>है</w:t>
+      </w:r>
+      <w:proofErr w:type="spellEnd"/>
+      <w:r>
+        <w:rPr>
+          <w:rFonts w:ascii="Mangal" w:hAnsi="Mangal" w:cs="Mangal"/>
+          <w:b/>
+          <w:bCs/>
+          <w:sz w:val="16"/>
+          <w:szCs w:val="16"/>
+          <w:lang w:bidi="hi-IN"/>
+        </w:rPr>
+        <w:t>।</w:t>
       </w:r>
       <w:r>
         <w:rPr>
@@ -2450,6 +3563,30 @@
       </w:pPr>
       <w:r>
         <w:rPr>
+          <w:rFonts w:ascii="Mangal" w:eastAsia="Times New Roman" w:hAnsi="Mangal" w:cs="Mangal"/>
+          <w:noProof/>
+          <w:sz w:val="16"/>
+          <w:szCs w:val="16"/>
+          <w:lang w:val="en-US"/>
+        </w:rPr>
+        <w:pict w14:anchorId="66949239">
+          <v:rect id="_x0000_s2051" style="position:absolute;left:0;text-align:left;margin-left:.4pt;margin-top:29.05pt;width:104.1pt;height:52.35pt;z-index:251694080">
+            <v:textbox>
+              <w:txbxContent>
+                <w:p>
+                  <w:proofErr w:type="spellStart"/>
+                  <w:r>
+                    <w:t>BoarderBoX</w:t>
+                  </w:r>
+                  <w:proofErr w:type="spellEnd"/>
+                </w:p>
+              </w:txbxContent>
+            </v:textbox>
+          </v:rect>
+        </w:pict>
+      </w:r>
+      <w:r>
+        <w:rPr>
           <w:rFonts w:ascii="Mangal" w:hAnsi="Mangal" w:cs="Mangal"/>
           <w:sz w:val="18"/>
           <w:szCs w:val="18"/>
@@ -2486,6 +3623,28 @@
           <w:szCs w:val="16"/>
         </w:rPr>
       </w:pPr>
+      <w:r>
+        <w:rPr>
+          <w:rFonts w:ascii="Mangal" w:eastAsia="Times New Roman" w:hAnsi="Mangal" w:cs="Mangal"/>
+          <w:noProof/>
+          <w:sz w:val="16"/>
+          <w:szCs w:val="16"/>
+          <w:lang w:val="en-US"/>
+        </w:rPr>
+        <w:pict w14:anchorId="174E44D0">
+          <v:rect id="_x0000_s2052" style="position:absolute;margin-left:11.7pt;margin-top:9.1pt;width:79.1pt;height:37.6pt;rotation:-151567fd;z-index:251695104;mso-position-horizontal-relative:text;mso-position-vertical-relative:text" fillcolor="#4f81bd [3204]" stroked="f">
+            <v:textbox style="mso-next-textbox:#_x0000_s2052">
+              <w:txbxContent>
+                <w:p>
+                  <w:r>
+                    <w:t>{{EMPLOYEE_SIGNATURE}}</w:t>
+                  </w:r>
+                </w:p>
+              </w:txbxContent>
+            </v:textbox>
+          </v:rect>
+        </w:pict>
+      </w:r>
       <w:r>
         <w:rPr>
           <w:rFonts w:ascii="Mangal" w:hAnsi="Mangal" w:cs="Mangal"/>
@@ -2495,7 +3654,7 @@
           <w:lang w:val="en-US"/>
         </w:rPr>
         <w:drawing>
-          <wp:anchor distT="0" distB="0" distL="114300" distR="114300" simplePos="0" relativeHeight="251659264" behindDoc="1" locked="0" layoutInCell="1" allowOverlap="1" wp14:anchorId="63B5D67E" wp14:editId="0DF4210E">
+          <wp:anchor distT="0" distB="0" distL="114300" distR="114300" simplePos="0" relativeHeight="251658240" behindDoc="1" locked="0" layoutInCell="1" allowOverlap="1" wp14:anchorId="63B5D67E" wp14:editId="0DF4210E">
             <wp:simplePos x="0" y="0"/>
             <wp:positionH relativeFrom="column">
               <wp:posOffset>4885228</wp:posOffset>
@@ -2657,6 +3816,7 @@
         </w:rPr>
         <w:t>(</w:t>
       </w:r>
+      <w:proofErr w:type="gramStart"/>
       <w:r>
         <w:rPr>
           <w:rFonts w:ascii="Mangal" w:eastAsia="Times New Roman" w:hAnsi="Mangal" w:cs="Mangal"/>
@@ -2683,6 +3843,7 @@
         </w:rPr>
         <w:tab/>
       </w:r>
+      <w:proofErr w:type="gramEnd"/>
       <w:r>
         <w:rPr>
           <w:rFonts w:ascii="Mangal" w:eastAsia="Times New Roman" w:hAnsi="Mangal" w:cs="Mangal"/>
